--- a/uk-pmrv-app-api/src/main/resources/templates/ca/england/installation/DOAL Preliminary Allocation Letter Final v01.docx
+++ b/uk-pmrv-app-api/src/main/resources/templates/ca/england/installation/DOAL Preliminary Allocation Letter Final v01.docx
@@ -1,6 +1,6 @@
 
 <file path=word/document.xml><?xml version="1.0" encoding="utf-8"?>
-<w:document xmlns:wpc="http://schemas.microsoft.com/office/word/2010/wordprocessingCanvas" xmlns:cx="http://schemas.microsoft.com/office/drawing/2014/chartex" xmlns:cx1="http://schemas.microsoft.com/office/drawing/2015/9/8/chartex" xmlns:cx2="http://schemas.microsoft.com/office/drawing/2015/10/21/chartex" xmlns:cx3="http://schemas.microsoft.com/office/drawing/2016/5/9/chartex" xmlns:cx4="http://schemas.microsoft.com/office/drawing/2016/5/10/chartex" xmlns:cx5="http://schemas.microsoft.com/office/drawing/2016/5/11/chartex" xmlns:cx6="http://schemas.microsoft.com/office/drawing/2016/5/12/chartex" xmlns:cx7="http://schemas.microsoft.com/office/drawing/2016/5/13/chartex" xmlns:cx8="http://schemas.microsoft.com/office/drawing/2016/5/14/chartex" xmlns:mc="http://schemas.openxmlformats.org/markup-compatibility/2006" xmlns:aink="http://schemas.microsoft.com/office/drawing/2016/ink" xmlns:am3d="http://schemas.microsoft.com/office/drawing/2017/model3d" xmlns:o="urn:schemas-microsoft-com:office:office" xmlns:oel="http://schemas.microsoft.com/office/2019/extlst" xmlns:r="http://schemas.openxmlformats.org/officeDocument/2006/relationships" xmlns:m="http://schemas.openxmlformats.org/officeDocument/2006/math" xmlns:v="urn:schemas-microsoft-com:vml" xmlns:wp14="http://schemas.microsoft.com/office/word/2010/wordprocessingDrawing" xmlns:wp="http://schemas.openxmlformats.org/drawingml/2006/wordprocessingDrawing" xmlns:w10="urn:schemas-microsoft-com:office:word" xmlns:w="http://schemas.openxmlformats.org/wordprocessingml/2006/main" xmlns:w14="http://schemas.microsoft.com/office/word/2010/wordml" xmlns:w15="http://schemas.microsoft.com/office/word/2012/wordml" xmlns:w16cex="http://schemas.microsoft.com/office/word/2018/wordml/cex" xmlns:w16cid="http://schemas.microsoft.com/office/word/2016/wordml/cid" xmlns:w16="http://schemas.microsoft.com/office/word/2018/wordml" xmlns:w16sdtdh="http://schemas.microsoft.com/office/word/2020/wordml/sdtdatahash" xmlns:w16se="http://schemas.microsoft.com/office/word/2015/wordml/symex" xmlns:wpg="http://schemas.microsoft.com/office/word/2010/wordprocessingGroup" xmlns:wpi="http://schemas.microsoft.com/office/word/2010/wordprocessingInk" xmlns:wne="http://schemas.microsoft.com/office/word/2006/wordml" xmlns:wps="http://schemas.microsoft.com/office/word/2010/wordprocessingShape" mc:Ignorable="w14 w15 w16se w16cid w16 w16cex w16sdtdh wp14">
+<w:document xmlns:wpc="http://schemas.microsoft.com/office/word/2010/wordprocessingCanvas" xmlns:cx="http://schemas.microsoft.com/office/drawing/2014/chartex" xmlns:cx1="http://schemas.microsoft.com/office/drawing/2015/9/8/chartex" xmlns:cx2="http://schemas.microsoft.com/office/drawing/2015/10/21/chartex" xmlns:cx3="http://schemas.microsoft.com/office/drawing/2016/5/9/chartex" xmlns:cx4="http://schemas.microsoft.com/office/drawing/2016/5/10/chartex" xmlns:cx5="http://schemas.microsoft.com/office/drawing/2016/5/11/chartex" xmlns:cx6="http://schemas.microsoft.com/office/drawing/2016/5/12/chartex" xmlns:cx7="http://schemas.microsoft.com/office/drawing/2016/5/13/chartex" xmlns:cx8="http://schemas.microsoft.com/office/drawing/2016/5/14/chartex" xmlns:mc="http://schemas.openxmlformats.org/markup-compatibility/2006" xmlns:aink="http://schemas.microsoft.com/office/drawing/2016/ink" xmlns:am3d="http://schemas.microsoft.com/office/drawing/2017/model3d" xmlns:o="urn:schemas-microsoft-com:office:office" xmlns:oel="http://schemas.microsoft.com/office/2019/extlst" xmlns:r="http://schemas.openxmlformats.org/officeDocument/2006/relationships" xmlns:m="http://schemas.openxmlformats.org/officeDocument/2006/math" xmlns:v="urn:schemas-microsoft-com:vml" xmlns:wp14="http://schemas.microsoft.com/office/word/2010/wordprocessingDrawing" xmlns:wp="http://schemas.openxmlformats.org/drawingml/2006/wordprocessingDrawing" xmlns:w10="urn:schemas-microsoft-com:office:word" xmlns:w="http://schemas.openxmlformats.org/wordprocessingml/2006/main" xmlns:w14="http://schemas.microsoft.com/office/word/2010/wordml" xmlns:w15="http://schemas.microsoft.com/office/word/2012/wordml" xmlns:w16cex="http://schemas.microsoft.com/office/word/2018/wordml/cex" xmlns:w16cid="http://schemas.microsoft.com/office/word/2016/wordml/cid" xmlns:w16="http://schemas.microsoft.com/office/word/2018/wordml" xmlns:w16sdtdh="http://schemas.microsoft.com/office/word/2020/wordml/sdtdatahash" xmlns:w16se="http://schemas.microsoft.com/office/word/2015/wordml/symex" xmlns:wpg="http://schemas.microsoft.com/office/word/2010/wordprocessingGroup" xmlns:wpi="http://schemas.microsoft.com/office/word/2010/wordprocessingInk" xmlns:wne="http://schemas.microsoft.com/office/word/2006/wordml" xmlns:wps="http://schemas.microsoft.com/office/word/2010/wordprocessingShape" xmlns:a="http://schemas.openxmlformats.org/drawingml/2006/main" xmlns:pic="http://schemas.openxmlformats.org/drawingml/2006/picture" xmlns:a14="http://schemas.microsoft.com/office/drawing/2010/main" mc:Ignorable="w14 w15 w16se w16cid w16 w16cex w16sdtdh wp14">
   <w:body>
     <w:tbl>
       <w:tblPr>
@@ -37,18 +37,18 @@
                 <w:rFonts w:cs="Arial"/>
               </w:rPr>
             </w:pPr>
-            <w:bookmarkStart w:id="0" w:name="competentAuthorityLogo"/>
+            <w:bookmarkStart w:name="competentAuthorityLogo" w:id="0"/>
             <w:r>
               <w:rPr>
                 <w:noProof/>
               </w:rPr>
               <w:drawing>
                 <wp:inline distT="0" distB="0" distL="0" distR="0" wp14:anchorId="507E0107" wp14:editId="0CFA4868">
-                  <wp:extent cx="2158365" cy="2310765"/>
+                  <wp:extent cx="2158365" cy="880742"/>
                   <wp:effectExtent l="0" t="0" r="0" b="0"/>
                   <wp:docPr id="1267406819" name="Picture 1"/>
                   <wp:cNvGraphicFramePr>
-                    <a:graphicFrameLocks xmlns:a="http://schemas.openxmlformats.org/drawingml/2006/main" noChangeAspect="1"/>
+                    <a:graphicFrameLocks xmlns:a="http://schemas.openxmlformats.org/drawingml/2006/main"/>
                   </wp:cNvGraphicFramePr>
                   <a:graphic xmlns:a="http://schemas.openxmlformats.org/drawingml/2006/main">
                     <a:graphicData uri="http://schemas.openxmlformats.org/drawingml/2006/picture">
@@ -75,7 +75,7 @@
                         <pic:spPr bwMode="auto">
                           <a:xfrm>
                             <a:off x="0" y="0"/>
-                            <a:ext cx="2158365" cy="2310765"/>
+                            <a:ext cx="2158365" cy="880742"/>
                           </a:xfrm>
                           <a:prstGeom prst="rect">
                             <a:avLst/>
@@ -142,7 +142,7 @@
         <w:fldChar w:fldCharType="begin"/>
       </w:r>
       <w:r>
-        <w:instrText xml:space="preserve"> MERGEFIELD  ${(account.legalEntityName)!}  \* MERGEFORMAT </w:instrText>
+        <w:instrText> MERGEFIELD  ${(account.legalEntityName)!}  \* MERGEFORMAT </w:instrText>
       </w:r>
       <w:r>
         <w:fldChar w:fldCharType="separate"/>
@@ -154,15 +154,13 @@
         <w:t>«${(account.legalEntityName)!}»</w:t>
       </w:r>
       <w:r>
-        <w:rPr>
-          <w:noProof/>
-        </w:rPr>
         <w:fldChar w:fldCharType="end"/>
       </w:r>
     </w:p>
     <w:p>
       <w:pPr>
         <w:spacing w:after="0"/>
+        <w:jc w:val="left"/>
         <w:rPr>
           <w:rStyle w:val="change"/>
           <w:rFonts w:cs="Arial"/>
@@ -172,7 +170,7 @@
         <w:fldChar w:fldCharType="begin"/>
       </w:r>
       <w:r>
-        <w:instrText xml:space="preserve"> MERGEFIELD  ${(account.location)!}  \* MERGEFORMAT </w:instrText>
+        <w:instrText> MERGEFIELD  ${(account.location)!}  \* MERGEFORMAT </w:instrText>
       </w:r>
       <w:r>
         <w:fldChar w:fldCharType="separate"/>
@@ -184,9 +182,6 @@
         <w:t>«${(account.location)!}»</w:t>
       </w:r>
       <w:r>
-        <w:rPr>
-          <w:noProof/>
-        </w:rPr>
         <w:fldChar w:fldCharType="end"/>
       </w:r>
     </w:p>
@@ -315,7 +310,7 @@
         <w:fldChar w:fldCharType="begin"/>
       </w:r>
       <w:r>
-        <w:instrText xml:space="preserve"> MERGEFIELD  ${(permitId)!}  \* MERGEFORMAT </w:instrText>
+        <w:instrText> MERGEFIELD  ${(permitId)!}  \* MERGEFORMAT </w:instrText>
       </w:r>
       <w:r>
         <w:fldChar w:fldCharType="separate"/>
@@ -327,9 +322,6 @@
         <w:t>«${(permitId)!}»</w:t>
       </w:r>
       <w:r>
-        <w:rPr>
-          <w:noProof/>
-        </w:rPr>
         <w:fldChar w:fldCharType="end"/>
       </w:r>
     </w:p>
@@ -363,7 +355,7 @@
         <w:fldChar w:fldCharType="begin"/>
       </w:r>
       <w:r>
-        <w:instrText xml:space="preserve"> MERGEFIELD  ${workflow.requestId}  \* MERGEFORMAT </w:instrText>
+        <w:instrText> MERGEFIELD  ${workflow.requestId}  \* MERGEFORMAT </w:instrText>
       </w:r>
       <w:r>
         <w:fldChar w:fldCharType="separate"/>
@@ -375,9 +367,6 @@
         <w:t>«${workflow.requestId}»</w:t>
       </w:r>
       <w:r>
-        <w:rPr>
-          <w:noProof/>
-        </w:rPr>
         <w:fldChar w:fldCharType="end"/>
       </w:r>
     </w:p>
@@ -421,12 +410,12 @@
       <w:tblPr>
         <w:tblW w:w="5000" w:type="pct"/>
         <w:tblBorders>
-          <w:top w:val="single" w:sz="4" w:space="0" w:color="auto"/>
-          <w:left w:val="single" w:sz="4" w:space="0" w:color="auto"/>
-          <w:bottom w:val="single" w:sz="4" w:space="0" w:color="auto"/>
-          <w:right w:val="single" w:sz="4" w:space="0" w:color="auto"/>
-          <w:insideH w:val="single" w:sz="4" w:space="0" w:color="auto"/>
-          <w:insideV w:val="single" w:sz="4" w:space="0" w:color="auto"/>
+          <w:top w:val="single" w:color="auto" w:sz="4" w:space="0"/>
+          <w:left w:val="single" w:color="auto" w:sz="4" w:space="0"/>
+          <w:bottom w:val="single" w:color="auto" w:sz="4" w:space="0"/>
+          <w:right w:val="single" w:color="auto" w:sz="4" w:space="0"/>
+          <w:insideH w:val="single" w:color="auto" w:sz="4" w:space="0"/>
+          <w:insideV w:val="single" w:color="auto" w:sz="4" w:space="0"/>
         </w:tblBorders>
         <w:tblLayout w:type="fixed"/>
         <w:tblLook w:val="04A0" w:firstRow="1" w:lastRow="0" w:firstColumn="1" w:lastColumn="0" w:noHBand="0" w:noVBand="1"/>
@@ -457,7 +446,6 @@
               <w:rPr>
                 <w:b/>
               </w:rPr>
-              <w:lastRenderedPageBreak/>
               <w:t>Year</w:t>
             </w:r>
           </w:p>
@@ -564,7 +552,7 @@
               <w:fldChar w:fldCharType="begin"/>
             </w:r>
             <w:r>
-              <w:instrText xml:space="preserve"> MERGEFIELD  "@before-row[#list params.activityLevels as level]"  \* MERGEFORMAT </w:instrText>
+              <w:instrText> MERGEFIELD  "@before-row[#list params.activityLevels as level]"  \* MERGEFORMAT </w:instrText>
             </w:r>
             <w:r>
               <w:fldChar w:fldCharType="separate"/>
@@ -576,30 +564,24 @@
               <w:t>«@before-row[#list params.activityLevels »</w:t>
             </w:r>
             <w:r>
+              <w:fldChar w:fldCharType="end"/>
+            </w:r>
+            <w:r>
+              <w:fldChar w:fldCharType="begin"/>
+            </w:r>
+            <w:r>
+              <w:instrText> MERGEFIELD  ${(level.year)!}  \* MERGEFORMAT </w:instrText>
+            </w:r>
+            <w:r>
+              <w:fldChar w:fldCharType="separate"/>
+            </w:r>
+            <w:r>
               <w:rPr>
                 <w:noProof/>
               </w:rPr>
-              <w:fldChar w:fldCharType="end"/>
-            </w:r>
-            <w:r>
-              <w:fldChar w:fldCharType="begin"/>
-            </w:r>
-            <w:r>
-              <w:instrText xml:space="preserve"> MERGEFIELD  ${(level.year)!}  \* MERGEFORMAT </w:instrText>
-            </w:r>
-            <w:r>
-              <w:fldChar w:fldCharType="separate"/>
-            </w:r>
-            <w:r>
-              <w:rPr>
-                <w:noProof/>
-              </w:rPr>
               <w:t>«${(level.year)!}»</w:t>
             </w:r>
             <w:r>
-              <w:rPr>
-                <w:noProof/>
-              </w:rPr>
               <w:fldChar w:fldCharType="end"/>
             </w:r>
             <w:r>
@@ -634,7 +616,7 @@
               <w:fldChar w:fldCharType="begin"/>
             </w:r>
             <w:r>
-              <w:instrText xml:space="preserve"> MERGEFIELD  ${(level.subInstallationName.description)!}  \* MERGEFORMAT </w:instrText>
+              <w:instrText> MERGEFIELD  ${(level.subInstallationName.description)!}  \* MERGEFORMAT </w:instrText>
             </w:r>
             <w:r>
               <w:fldChar w:fldCharType="separate"/>
@@ -646,9 +628,6 @@
               <w:t>«${(level.subInstallationName.description»</w:t>
             </w:r>
             <w:r>
-              <w:rPr>
-                <w:noProof/>
-              </w:rPr>
               <w:fldChar w:fldCharType="end"/>
             </w:r>
           </w:p>
@@ -660,39 +639,23 @@
           <w:p>
             <w:pPr>
               <w:pStyle w:val="TemplateCommand"/>
-              <w:rPr>
-                <w:color w:val="auto"/>
-              </w:rPr>
             </w:pPr>
             <w:r>
-              <w:rPr>
-                <w:color w:val="auto"/>
-              </w:rPr>
               <w:fldChar w:fldCharType="begin"/>
             </w:r>
             <w:r>
-              <w:rPr>
-                <w:color w:val="auto"/>
-              </w:rPr>
-              <w:instrText xml:space="preserve"> MERGEFIELD  "[#if level.changeType == 'OTHER']"  \* MERGEFORMAT </w:instrText>
-            </w:r>
-            <w:r>
-              <w:rPr>
-                <w:color w:val="auto"/>
-              </w:rPr>
+              <w:instrText> MERGEFIELD  "[#if level.changeType == 'OTHER']"  \* MERGEFORMAT </w:instrText>
+            </w:r>
+            <w:r>
               <w:fldChar w:fldCharType="separate"/>
             </w:r>
             <w:r>
               <w:rPr>
                 <w:noProof/>
-                <w:color w:val="auto"/>
               </w:rPr>
               <w:t>«[#if level.changeType == 'OTHER']»</w:t>
             </w:r>
             <w:r>
-              <w:rPr>
-                <w:color w:val="auto"/>
-              </w:rPr>
               <w:fldChar w:fldCharType="end"/>
             </w:r>
           </w:p>
@@ -701,7 +664,7 @@
               <w:fldChar w:fldCharType="begin"/>
             </w:r>
             <w:r>
-              <w:instrText xml:space="preserve"> MERGEFIELD  ${(level.otherChangeTypeName)!}  \* MERGEFORMAT </w:instrText>
+              <w:instrText> MERGEFIELD  ${(level.otherChangeTypeName)!}  \* MERGEFORMAT </w:instrText>
             </w:r>
             <w:r>
               <w:fldChar w:fldCharType="separate"/>
@@ -713,48 +676,29 @@
               <w:t>«${(level.otherChangeTypeName)!}»</w:t>
             </w:r>
             <w:r>
-              <w:rPr>
-                <w:noProof/>
-              </w:rPr>
               <w:fldChar w:fldCharType="end"/>
             </w:r>
           </w:p>
           <w:p>
             <w:pPr>
               <w:pStyle w:val="TemplateCommand"/>
-              <w:rPr>
-                <w:color w:val="auto"/>
-              </w:rPr>
             </w:pPr>
             <w:r>
-              <w:rPr>
-                <w:color w:val="auto"/>
-              </w:rPr>
               <w:fldChar w:fldCharType="begin"/>
             </w:r>
             <w:r>
-              <w:rPr>
-                <w:color w:val="auto"/>
-              </w:rPr>
-              <w:instrText xml:space="preserve"> MERGEFIELD  [#else]  \* MERGEFORMAT </w:instrText>
-            </w:r>
-            <w:r>
-              <w:rPr>
-                <w:color w:val="auto"/>
-              </w:rPr>
+              <w:instrText> MERGEFIELD  [#else]  \* MERGEFORMAT </w:instrText>
+            </w:r>
+            <w:r>
               <w:fldChar w:fldCharType="separate"/>
             </w:r>
             <w:r>
               <w:rPr>
                 <w:noProof/>
-                <w:color w:val="auto"/>
               </w:rPr>
               <w:t>«[#else]»</w:t>
             </w:r>
             <w:r>
-              <w:rPr>
-                <w:color w:val="auto"/>
-              </w:rPr>
               <w:fldChar w:fldCharType="end"/>
             </w:r>
           </w:p>
@@ -763,7 +707,7 @@
               <w:fldChar w:fldCharType="begin"/>
             </w:r>
             <w:r>
-              <w:instrText xml:space="preserve"> MERGEFIELD  ${(level.changeType.description)!}  \* MERGEFORMAT </w:instrText>
+              <w:instrText> MERGEFIELD  ${(level.changeType.description)!}  \* MERGEFORMAT </w:instrText>
             </w:r>
             <w:r>
               <w:fldChar w:fldCharType="separate"/>
@@ -775,49 +719,29 @@
               <w:t>«${(level.changeType.description)!}»</w:t>
             </w:r>
             <w:r>
-              <w:rPr>
-                <w:noProof/>
-              </w:rPr>
               <w:fldChar w:fldCharType="end"/>
             </w:r>
           </w:p>
           <w:p>
             <w:pPr>
               <w:pStyle w:val="TemplateCommand"/>
-              <w:rPr>
-                <w:color w:val="auto"/>
-              </w:rPr>
             </w:pPr>
             <w:r>
-              <w:rPr>
-                <w:color w:val="auto"/>
-              </w:rPr>
               <w:fldChar w:fldCharType="begin"/>
             </w:r>
             <w:r>
-              <w:rPr>
-                <w:color w:val="auto"/>
-              </w:rPr>
-              <w:instrText xml:space="preserve"> MERGEFIELD  [/#if]  \* MERGEFORMAT </w:instrText>
-            </w:r>
-            <w:r>
-              <w:rPr>
-                <w:color w:val="auto"/>
-              </w:rPr>
+              <w:instrText> MERGEFIELD  [/#if]  \* MERGEFORMAT </w:instrText>
+            </w:r>
+            <w:r>
               <w:fldChar w:fldCharType="separate"/>
             </w:r>
             <w:r>
               <w:rPr>
                 <w:noProof/>
-                <w:color w:val="auto"/>
               </w:rPr>
               <w:t>«[/#if]»</w:t>
             </w:r>
             <w:r>
-              <w:rPr>
-                <w:noProof/>
-                <w:color w:val="auto"/>
-              </w:rPr>
               <w:fldChar w:fldCharType="end"/>
             </w:r>
           </w:p>
@@ -840,7 +764,7 @@
               <w:fldChar w:fldCharType="begin"/>
             </w:r>
             <w:r>
-              <w:instrText xml:space="preserve"> MERGEFIELD  ${(level.changedActivityLevel)!}  \* MERGEFORMAT </w:instrText>
+              <w:instrText> MERGEFIELD  ${(level.changedActivityLevel)!}  \* MERGEFORMAT </w:instrText>
             </w:r>
             <w:r>
               <w:fldChar w:fldCharType="separate"/>
@@ -852,9 +776,6 @@
               <w:t>«${(level.changedActivityLevel)!}»</w:t>
             </w:r>
             <w:r>
-              <w:rPr>
-                <w:noProof/>
-              </w:rPr>
               <w:fldChar w:fldCharType="end"/>
             </w:r>
           </w:p>
@@ -868,7 +789,7 @@
               <w:fldChar w:fldCharType="begin"/>
             </w:r>
             <w:r>
-              <w:instrText xml:space="preserve"> MERGEFIELD  ${(level.comments)!}  \* MERGEFORMAT </w:instrText>
+              <w:instrText> MERGEFIELD  ${(level.comments)!}  \* MERGEFORMAT </w:instrText>
             </w:r>
             <w:r>
               <w:fldChar w:fldCharType="separate"/>
@@ -880,9 +801,6 @@
               <w:t>«${(level.comments)!}»</w:t>
             </w:r>
             <w:r>
-              <w:rPr>
-                <w:noProof/>
-              </w:rPr>
               <w:fldChar w:fldCharType="end"/>
             </w:r>
           </w:p>
@@ -904,12 +822,12 @@
       <w:tblPr>
         <w:tblW w:w="5000" w:type="pct"/>
         <w:tblBorders>
-          <w:top w:val="single" w:sz="4" w:space="0" w:color="auto"/>
-          <w:left w:val="single" w:sz="4" w:space="0" w:color="auto"/>
-          <w:bottom w:val="single" w:sz="4" w:space="0" w:color="auto"/>
-          <w:right w:val="single" w:sz="4" w:space="0" w:color="auto"/>
-          <w:insideH w:val="single" w:sz="4" w:space="0" w:color="auto"/>
-          <w:insideV w:val="single" w:sz="4" w:space="0" w:color="auto"/>
+          <w:top w:val="single" w:color="auto" w:sz="4" w:space="0"/>
+          <w:left w:val="single" w:color="auto" w:sz="4" w:space="0"/>
+          <w:bottom w:val="single" w:color="auto" w:sz="4" w:space="0"/>
+          <w:right w:val="single" w:color="auto" w:sz="4" w:space="0"/>
+          <w:insideH w:val="single" w:color="auto" w:sz="4" w:space="0"/>
+          <w:insideV w:val="single" w:color="auto" w:sz="4" w:space="0"/>
         </w:tblBorders>
         <w:tblLayout w:type="fixed"/>
         <w:tblLook w:val="04A0" w:firstRow="1" w:lastRow="0" w:firstColumn="1" w:lastColumn="0" w:noHBand="0" w:noVBand="1"/>
@@ -1000,7 +918,7 @@
               <w:fldChar w:fldCharType="begin"/>
             </w:r>
             <w:r>
-              <w:instrText xml:space="preserve"> MERGEFIELD  "@before-row[#list params.allocations as allocation]"  \* MERGEFORMAT </w:instrText>
+              <w:instrText> MERGEFIELD  "@before-row[#list params.allocations as allocation]"  \* MERGEFORMAT </w:instrText>
             </w:r>
             <w:r>
               <w:fldChar w:fldCharType="separate"/>
@@ -1012,30 +930,24 @@
               <w:t>«@before-row[#list params.allocations as »</w:t>
             </w:r>
             <w:r>
+              <w:fldChar w:fldCharType="end"/>
+            </w:r>
+            <w:r>
+              <w:fldChar w:fldCharType="begin"/>
+            </w:r>
+            <w:r>
+              <w:instrText> MERGEFIELD  ${(allocation.year)!}  \* MERGEFORMAT </w:instrText>
+            </w:r>
+            <w:r>
+              <w:fldChar w:fldCharType="separate"/>
+            </w:r>
+            <w:r>
               <w:rPr>
                 <w:noProof/>
               </w:rPr>
-              <w:fldChar w:fldCharType="end"/>
-            </w:r>
-            <w:r>
-              <w:fldChar w:fldCharType="begin"/>
-            </w:r>
-            <w:r>
-              <w:instrText xml:space="preserve"> MERGEFIELD  ${(allocation.year)!}  \* MERGEFORMAT </w:instrText>
-            </w:r>
-            <w:r>
-              <w:fldChar w:fldCharType="separate"/>
-            </w:r>
-            <w:r>
-              <w:rPr>
-                <w:noProof/>
-              </w:rPr>
               <w:t>«${(allocation.year)!}»</w:t>
             </w:r>
             <w:r>
-              <w:rPr>
-                <w:noProof/>
-              </w:rPr>
               <w:fldChar w:fldCharType="end"/>
             </w:r>
             <w:r>
@@ -1070,7 +982,7 @@
               <w:fldChar w:fldCharType="begin"/>
             </w:r>
             <w:r>
-              <w:instrText xml:space="preserve"> MERGEFIELD  ${(allocation.subInstallationName.description)!}  \* MERGEFORMAT </w:instrText>
+              <w:instrText> MERGEFIELD  ${(allocation.subInstallationName.description)!}  \* MERGEFORMAT </w:instrText>
             </w:r>
             <w:r>
               <w:fldChar w:fldCharType="separate"/>
@@ -1082,9 +994,6 @@
               <w:t>«${(allocation.subInstallationName.descri»</w:t>
             </w:r>
             <w:r>
-              <w:rPr>
-                <w:noProof/>
-              </w:rPr>
               <w:fldChar w:fldCharType="end"/>
             </w:r>
           </w:p>
@@ -1098,7 +1007,7 @@
               <w:fldChar w:fldCharType="begin"/>
             </w:r>
             <w:r>
-              <w:instrText xml:space="preserve"> MERGEFIELD  ${(allocation.allowances)!}  \* MERGEFORMAT </w:instrText>
+              <w:instrText> MERGEFIELD  ${(allocation.allowances)!}  \* MERGEFORMAT </w:instrText>
             </w:r>
             <w:r>
               <w:fldChar w:fldCharType="separate"/>
@@ -1110,9 +1019,6 @@
               <w:t>«${(allocation.allowances)!}»</w:t>
             </w:r>
             <w:r>
-              <w:rPr>
-                <w:noProof/>
-              </w:rPr>
               <w:fldChar w:fldCharType="end"/>
             </w:r>
           </w:p>
@@ -1139,12 +1045,12 @@
       <w:tblPr>
         <w:tblW w:w="2563" w:type="pct"/>
         <w:tblBorders>
-          <w:top w:val="single" w:sz="4" w:space="0" w:color="auto"/>
-          <w:left w:val="single" w:sz="4" w:space="0" w:color="auto"/>
-          <w:bottom w:val="single" w:sz="4" w:space="0" w:color="auto"/>
-          <w:right w:val="single" w:sz="4" w:space="0" w:color="auto"/>
-          <w:insideH w:val="single" w:sz="4" w:space="0" w:color="auto"/>
-          <w:insideV w:val="single" w:sz="4" w:space="0" w:color="auto"/>
+          <w:top w:val="single" w:color="auto" w:sz="4" w:space="0"/>
+          <w:left w:val="single" w:color="auto" w:sz="4" w:space="0"/>
+          <w:bottom w:val="single" w:color="auto" w:sz="4" w:space="0"/>
+          <w:right w:val="single" w:color="auto" w:sz="4" w:space="0"/>
+          <w:insideH w:val="single" w:color="auto" w:sz="4" w:space="0"/>
+          <w:insideV w:val="single" w:color="auto" w:sz="4" w:space="0"/>
         </w:tblBorders>
         <w:tblLayout w:type="fixed"/>
         <w:tblLook w:val="04A0" w:firstRow="1" w:lastRow="0" w:firstColumn="1" w:lastColumn="0" w:noHBand="0" w:noVBand="1"/>
@@ -1213,7 +1119,7 @@
               <w:fldChar w:fldCharType="begin"/>
             </w:r>
             <w:r>
-              <w:instrText xml:space="preserve"> MERGEFIELD  "@before-row[#list params.allocationsPerYear as key, value]"  \* MERGEFORMAT </w:instrText>
+              <w:instrText> MERGEFIELD  "@before-row[#list params.allocationsPerYear as key, value]"  \* MERGEFORMAT </w:instrText>
             </w:r>
             <w:r>
               <w:fldChar w:fldCharType="separate"/>
@@ -1225,30 +1131,24 @@
               <w:t>«@before-row[#list params.allocationsPerY»</w:t>
             </w:r>
             <w:r>
+              <w:fldChar w:fldCharType="end"/>
+            </w:r>
+            <w:r>
+              <w:fldChar w:fldCharType="begin"/>
+            </w:r>
+            <w:r>
+              <w:instrText> MERGEFIELD  ${(key)!}  \* MERGEFORMAT </w:instrText>
+            </w:r>
+            <w:r>
+              <w:fldChar w:fldCharType="separate"/>
+            </w:r>
+            <w:r>
               <w:rPr>
                 <w:noProof/>
               </w:rPr>
-              <w:fldChar w:fldCharType="end"/>
-            </w:r>
-            <w:r>
-              <w:fldChar w:fldCharType="begin"/>
-            </w:r>
-            <w:r>
-              <w:instrText xml:space="preserve"> MERGEFIELD  ${(key)!}  \* MERGEFORMAT </w:instrText>
-            </w:r>
-            <w:r>
-              <w:fldChar w:fldCharType="separate"/>
-            </w:r>
-            <w:r>
-              <w:rPr>
-                <w:noProof/>
-              </w:rPr>
               <w:t>«${(key)!}»</w:t>
             </w:r>
             <w:r>
-              <w:rPr>
-                <w:noProof/>
-              </w:rPr>
               <w:fldChar w:fldCharType="end"/>
             </w:r>
             <w:r>
@@ -1283,7 +1183,7 @@
               <w:fldChar w:fldCharType="begin"/>
             </w:r>
             <w:r>
-              <w:instrText xml:space="preserve"> MERGEFIELD  ${(value)!}  \* MERGEFORMAT </w:instrText>
+              <w:instrText> MERGEFIELD  ${(value)!}  \* MERGEFORMAT </w:instrText>
             </w:r>
             <w:r>
               <w:fldChar w:fldCharType="separate"/>
@@ -1295,9 +1195,6 @@
               <w:t>«${(value)!}»</w:t>
             </w:r>
             <w:r>
-              <w:rPr>
-                <w:noProof/>
-              </w:rPr>
               <w:fldChar w:fldCharType="end"/>
             </w:r>
           </w:p>
@@ -1329,7 +1226,7 @@
         <w:fldChar w:fldCharType="begin"/>
       </w:r>
       <w:r>
-        <w:instrText xml:space="preserve"> MERGEFIELD  ${(competentAuthority.email)!}  \* MERGEFORMAT </w:instrText>
+        <w:instrText> MERGEFIELD  ${(competentAuthority.email)!}  \* MERGEFORMAT </w:instrText>
       </w:r>
       <w:r>
         <w:fldChar w:fldCharType="separate"/>
@@ -1341,9 +1238,6 @@
         <w:t>«${(competentAuthority.email)!}»</w:t>
       </w:r>
       <w:r>
-        <w:rPr>
-          <w:noProof/>
-        </w:rPr>
         <w:fldChar w:fldCharType="end"/>
       </w:r>
       <w:r>
@@ -1359,7 +1253,7 @@
           <w:rFonts w:cs="Arial"/>
         </w:rPr>
       </w:pPr>
-      <w:bookmarkStart w:id="1" w:name="signature"/>
+      <w:bookmarkStart w:name="signature" w:id="1"/>
       <w:r>
         <w:rPr>
           <w:rFonts w:cs="Arial"/>
@@ -1379,14 +1273,13 @@
           <w:rFonts w:cs="Arial"/>
           <w:noProof/>
         </w:rPr>
-        <w:lastRenderedPageBreak/>
         <w:drawing>
           <wp:inline distT="0" distB="0" distL="0" distR="0" wp14:anchorId="797B43F5" wp14:editId="2C5B7B8E">
-            <wp:extent cx="1438275" cy="1543050"/>
+            <wp:extent cx="2324100" cy="1333500"/>
             <wp:effectExtent l="0" t="0" r="0" b="0"/>
             <wp:docPr id="1" name="Picture 4"/>
             <wp:cNvGraphicFramePr>
-              <a:graphicFrameLocks xmlns:a="http://schemas.openxmlformats.org/drawingml/2006/main" noChangeAspect="1"/>
+              <a:graphicFrameLocks xmlns:a="http://schemas.openxmlformats.org/drawingml/2006/main"/>
             </wp:cNvGraphicFramePr>
             <a:graphic xmlns:a="http://schemas.openxmlformats.org/drawingml/2006/main">
               <a:graphicData uri="http://schemas.openxmlformats.org/drawingml/2006/picture">
@@ -1413,7 +1306,7 @@
                   <pic:spPr bwMode="auto">
                     <a:xfrm>
                       <a:off x="0" y="0"/>
-                      <a:ext cx="1438275" cy="1543050"/>
+                      <a:ext cx="2324100" cy="1333500"/>
                     </a:xfrm>
                     <a:prstGeom prst="rect">
                       <a:avLst/>
@@ -1529,21 +1422,7 @@
         <w:rPr>
           <w:rFonts w:cs="Arial"/>
         </w:rPr>
-        <w:t xml:space="preserve">«[#list </w:t>
-      </w:r>
-      <w:proofErr w:type="spellStart"/>
-      <w:r>
-        <w:rPr>
-          <w:rFonts w:cs="Arial"/>
-        </w:rPr>
-        <w:t>email.ccRecipients</w:t>
-      </w:r>
-      <w:proofErr w:type="spellEnd"/>
-      <w:r>
-        <w:rPr>
-          <w:rFonts w:cs="Arial"/>
-        </w:rPr>
-        <w:t xml:space="preserve"> as cc]»</w:t>
+        <w:t>«[#list email.ccRecipients as cc]»</w:t>
       </w:r>
       <w:r>
         <w:rPr>
@@ -1629,7 +1508,7 @@
       </w:pPr>
     </w:p>
     <w:sectPr>
-      <w:pgSz w:w="11907" w:h="16840" w:code="9"/>
+      <w:pgSz w:w="11907" w:h="16840" w:orient="portrait" w:code="9"/>
       <w:pgMar w:top="1440" w:right="1080" w:bottom="1440" w:left="1080" w:header="720" w:footer="720" w:gutter="0"/>
       <w:cols w:space="720"/>
       <w:docGrid w:linePitch="272"/>
@@ -1951,11 +1830,11 @@
 </file>
 
 <file path=word/styles.xml><?xml version="1.0" encoding="utf-8"?>
-<w:styles xmlns:mc="http://schemas.openxmlformats.org/markup-compatibility/2006" xmlns:r="http://schemas.openxmlformats.org/officeDocument/2006/relationships" xmlns:w="http://schemas.openxmlformats.org/wordprocessingml/2006/main" xmlns:w14="http://schemas.microsoft.com/office/word/2010/wordml" xmlns:w15="http://schemas.microsoft.com/office/word/2012/wordml" xmlns:w16cex="http://schemas.microsoft.com/office/word/2018/wordml/cex" xmlns:w16cid="http://schemas.microsoft.com/office/word/2016/wordml/cid" xmlns:w16="http://schemas.microsoft.com/office/word/2018/wordml" xmlns:w16sdtdh="http://schemas.microsoft.com/office/word/2020/wordml/sdtdatahash" xmlns:w16se="http://schemas.microsoft.com/office/word/2015/wordml/symex" mc:Ignorable="w14 w15 w16se w16cid w16 w16cex w16sdtdh">
+<w:styles xmlns:wp14="http://schemas.microsoft.com/office/word/2010/wordprocessingDrawing" xmlns:mc="http://schemas.openxmlformats.org/markup-compatibility/2006" xmlns:r="http://schemas.openxmlformats.org/officeDocument/2006/relationships" xmlns:w="http://schemas.openxmlformats.org/wordprocessingml/2006/main" xmlns:w14="http://schemas.microsoft.com/office/word/2010/wordml" xmlns:w15="http://schemas.microsoft.com/office/word/2012/wordml" xmlns:w16cex="http://schemas.microsoft.com/office/word/2018/wordml/cex" xmlns:w16cid="http://schemas.microsoft.com/office/word/2016/wordml/cid" xmlns:w16="http://schemas.microsoft.com/office/word/2018/wordml" xmlns:w16sdtdh="http://schemas.microsoft.com/office/word/2020/wordml/sdtdatahash" xmlns:w16se="http://schemas.microsoft.com/office/word/2015/wordml/symex" mc:Ignorable="w14 w15 w16se w16cid w16 w16cex w16sdtdh wp14">
   <w:docDefaults>
     <w:rPrDefault>
       <w:rPr>
-        <w:rFonts w:ascii="Times New Roman" w:eastAsia="Times New Roman" w:hAnsi="Times New Roman" w:cs="Times New Roman"/>
+        <w:rFonts w:ascii="Times New Roman" w:hAnsi="Times New Roman" w:eastAsia="Times New Roman" w:cs="Times New Roman"/>
         <w:lang w:val="en-US" w:eastAsia="en-US" w:bidi="ar-SA"/>
       </w:rPr>
     </w:rPrDefault>
@@ -2021,7 +1900,7 @@
     <w:lsdException w:name="Table Web 2" w:semiHidden="1" w:unhideWhenUsed="1"/>
     <w:lsdException w:name="Table Web 3" w:semiHidden="1" w:unhideWhenUsed="1"/>
     <w:lsdException w:name="Table Theme" w:semiHidden="1" w:unhideWhenUsed="1"/>
-    <w:lsdException w:name="Placeholder Text" w:semiHidden="1" w:uiPriority="99"/>
+    <w:lsdException w:name="Placeholder Text" w:uiPriority="99" w:semiHidden="1"/>
     <w:lsdException w:name="No Spacing" w:uiPriority="1" w:qFormat="1"/>
     <w:lsdException w:name="Light Shading" w:uiPriority="60"/>
     <w:lsdException w:name="Light List" w:uiPriority="61"/>
@@ -2043,7 +1922,7 @@
     <w:lsdException w:name="Medium Shading 1 Accent 1" w:uiPriority="63"/>
     <w:lsdException w:name="Medium Shading 2 Accent 1" w:uiPriority="64"/>
     <w:lsdException w:name="Medium List 1 Accent 1" w:uiPriority="65"/>
-    <w:lsdException w:name="Revision" w:semiHidden="1" w:uiPriority="99"/>
+    <w:lsdException w:name="Revision" w:uiPriority="99" w:semiHidden="1"/>
     <w:lsdException w:name="List Paragraph" w:uiPriority="34" w:qFormat="1"/>
     <w:lsdException w:name="Quote" w:uiPriority="29" w:qFormat="1"/>
     <w:lsdException w:name="Intense Quote" w:uiPriority="30" w:qFormat="1"/>
@@ -2130,8 +2009,8 @@
     <w:lsdException w:name="Subtle Reference" w:uiPriority="31" w:qFormat="1"/>
     <w:lsdException w:name="Intense Reference" w:uiPriority="32" w:qFormat="1"/>
     <w:lsdException w:name="Book Title" w:uiPriority="33" w:qFormat="1"/>
-    <w:lsdException w:name="Bibliography" w:semiHidden="1" w:uiPriority="37" w:unhideWhenUsed="1"/>
-    <w:lsdException w:name="TOC Heading" w:semiHidden="1" w:uiPriority="39" w:unhideWhenUsed="1" w:qFormat="1"/>
+    <w:lsdException w:name="Bibliography" w:uiPriority="37" w:semiHidden="1" w:unhideWhenUsed="1"/>
+    <w:lsdException w:name="TOC Heading" w:uiPriority="39" w:semiHidden="1" w:unhideWhenUsed="1" w:qFormat="1"/>
     <w:lsdException w:name="Plain Table 1" w:uiPriority="41"/>
     <w:lsdException w:name="Plain Table 2" w:uiPriority="42"/>
     <w:lsdException w:name="Plain Table 3" w:uiPriority="43"/>
@@ -2236,13 +2115,13 @@
     <w:lsdException w:name="List Table 5 Dark Accent 6" w:uiPriority="50"/>
     <w:lsdException w:name="List Table 6 Colorful Accent 6" w:uiPriority="51"/>
     <w:lsdException w:name="List Table 7 Colorful Accent 6" w:uiPriority="52"/>
-    <w:lsdException w:name="Mention" w:semiHidden="1" w:uiPriority="99" w:unhideWhenUsed="1"/>
-    <w:lsdException w:name="Smart Hyperlink" w:semiHidden="1" w:uiPriority="99" w:unhideWhenUsed="1"/>
-    <w:lsdException w:name="Hashtag" w:semiHidden="1" w:uiPriority="99" w:unhideWhenUsed="1"/>
-    <w:lsdException w:name="Unresolved Mention" w:semiHidden="1" w:uiPriority="99" w:unhideWhenUsed="1"/>
-    <w:lsdException w:name="Smart Link" w:semiHidden="1" w:uiPriority="99" w:unhideWhenUsed="1"/>
+    <w:lsdException w:name="Mention" w:uiPriority="99" w:semiHidden="1" w:unhideWhenUsed="1"/>
+    <w:lsdException w:name="Smart Hyperlink" w:uiPriority="99" w:semiHidden="1" w:unhideWhenUsed="1"/>
+    <w:lsdException w:name="Hashtag" w:uiPriority="99" w:semiHidden="1" w:unhideWhenUsed="1"/>
+    <w:lsdException w:name="Unresolved Mention" w:uiPriority="99" w:semiHidden="1" w:unhideWhenUsed="1"/>
+    <w:lsdException w:name="Smart Link" w:uiPriority="99" w:semiHidden="1" w:unhideWhenUsed="1"/>
   </w:latentStyles>
-  <w:style w:type="paragraph" w:default="1" w:styleId="Normal">
+  <w:style w:type="paragraph" w:styleId="Normal" w:default="1">
     <w:name w:val="Normal"/>
     <w:qFormat/>
     <w:rsid w:val="00083BCB"/>
@@ -2283,13 +2162,13 @@
       <w:sz w:val="24"/>
     </w:rPr>
   </w:style>
-  <w:style w:type="character" w:default="1" w:styleId="DefaultParagraphFont">
+  <w:style w:type="character" w:styleId="DefaultParagraphFont" w:default="1">
     <w:name w:val="Default Paragraph Font"/>
     <w:uiPriority w:val="1"/>
     <w:semiHidden/>
     <w:unhideWhenUsed/>
   </w:style>
-  <w:style w:type="table" w:default="1" w:styleId="TableNormal">
+  <w:style w:type="table" w:styleId="TableNormal" w:default="1">
     <w:name w:val="Normal Table"/>
     <w:uiPriority w:val="99"/>
     <w:semiHidden/>
@@ -2304,13 +2183,13 @@
       </w:tblCellMar>
     </w:tblPr>
   </w:style>
-  <w:style w:type="numbering" w:default="1" w:styleId="NoList">
+  <w:style w:type="numbering" w:styleId="NoList" w:default="1">
     <w:name w:val="No List"/>
     <w:uiPriority w:val="99"/>
     <w:semiHidden/>
     <w:unhideWhenUsed/>
   </w:style>
-  <w:style w:type="paragraph" w:customStyle="1" w:styleId="N1">
+  <w:style w:type="paragraph" w:styleId="N1" w:customStyle="1">
     <w:name w:val="N1"/>
     <w:basedOn w:val="Normal"/>
     <w:pPr>
@@ -2325,7 +2204,7 @@
       <w:lang w:eastAsia="en-US"/>
     </w:rPr>
   </w:style>
-  <w:style w:type="paragraph" w:customStyle="1" w:styleId="N3">
+  <w:style w:type="paragraph" w:styleId="N3" w:customStyle="1">
     <w:name w:val="N3"/>
     <w:basedOn w:val="Normal"/>
     <w:pPr>
@@ -2341,7 +2220,7 @@
       <w:lang w:eastAsia="en-US"/>
     </w:rPr>
   </w:style>
-  <w:style w:type="paragraph" w:customStyle="1" w:styleId="T1">
+  <w:style w:type="paragraph" w:styleId="T1" w:customStyle="1">
     <w:name w:val="T1"/>
     <w:basedOn w:val="Normal"/>
     <w:pPr>
@@ -2353,13 +2232,13 @@
       <w:lang w:eastAsia="en-US"/>
     </w:rPr>
   </w:style>
-  <w:style w:type="character" w:customStyle="1" w:styleId="Ref">
+  <w:style w:type="character" w:styleId="Ref" w:customStyle="1">
     <w:name w:val="Ref"/>
     <w:rPr>
       <w:sz w:val="21"/>
     </w:rPr>
   </w:style>
-  <w:style w:type="paragraph" w:customStyle="1" w:styleId="Schedule">
+  <w:style w:type="paragraph" w:styleId="Schedule" w:customStyle="1">
     <w:name w:val="Schedule"/>
     <w:basedOn w:val="Normal"/>
     <w:next w:val="Normal"/>
@@ -2378,7 +2257,7 @@
       <w:lang w:eastAsia="en-US"/>
     </w:rPr>
   </w:style>
-  <w:style w:type="paragraph" w:customStyle="1" w:styleId="ScheduleHead">
+  <w:style w:type="paragraph" w:styleId="ScheduleHead" w:customStyle="1">
     <w:name w:val="ScheduleHead"/>
     <w:basedOn w:val="Schedule"/>
     <w:pPr>
@@ -2388,7 +2267,7 @@
       <w:sz w:val="28"/>
     </w:rPr>
   </w:style>
-  <w:style w:type="paragraph" w:customStyle="1" w:styleId="SubPartHead">
+  <w:style w:type="paragraph" w:styleId="SubPartHead" w:customStyle="1">
     <w:name w:val="SubPartHead"/>
     <w:basedOn w:val="Normal"/>
     <w:pPr>
@@ -2406,7 +2285,7 @@
       <w:lang w:eastAsia="en-US"/>
     </w:rPr>
   </w:style>
-  <w:style w:type="paragraph" w:customStyle="1" w:styleId="DefPara">
+  <w:style w:type="paragraph" w:styleId="DefPara" w:customStyle="1">
     <w:name w:val="Def Para"/>
     <w:basedOn w:val="Normal"/>
     <w:pPr>
@@ -2454,7 +2333,7 @@
       <w:lang w:val="x-none" w:eastAsia="x-none"/>
     </w:rPr>
   </w:style>
-  <w:style w:type="paragraph" w:customStyle="1" w:styleId="AgencySubHeadings">
+  <w:style w:type="paragraph" w:styleId="AgencySubHeadings" w:customStyle="1">
     <w:name w:val="Agency Sub Headings"/>
     <w:autoRedefine/>
     <w:pPr>
@@ -2466,7 +2345,7 @@
       <w:lang w:val="en-GB" w:eastAsia="en-GB"/>
     </w:rPr>
   </w:style>
-  <w:style w:type="paragraph" w:customStyle="1" w:styleId="Heading3nonum">
+  <w:style w:type="paragraph" w:styleId="Heading3nonum" w:customStyle="1">
     <w:name w:val="Heading 3 nonum"/>
     <w:basedOn w:val="Heading3"/>
     <w:pPr>
@@ -2479,7 +2358,7 @@
       <w:lang w:eastAsia="en-US"/>
     </w:rPr>
   </w:style>
-  <w:style w:type="paragraph" w:customStyle="1" w:styleId="Data">
+  <w:style w:type="paragraph" w:styleId="Data" w:customStyle="1">
     <w:name w:val="Data"/>
     <w:basedOn w:val="Heading3nonum"/>
     <w:pPr>
@@ -2489,13 +2368,13 @@
       <w:b/>
     </w:rPr>
   </w:style>
-  <w:style w:type="character" w:customStyle="1" w:styleId="change">
+  <w:style w:type="character" w:styleId="change" w:customStyle="1">
     <w:name w:val="change"/>
     <w:rPr>
       <w:color w:val="FF0000"/>
     </w:rPr>
   </w:style>
-  <w:style w:type="character" w:customStyle="1" w:styleId="FooterChar">
+  <w:style w:type="character" w:styleId="FooterChar" w:customStyle="1">
     <w:name w:val="Footer Char"/>
     <w:link w:val="Footer"/>
     <w:rsid w:val="00083BCB"/>
@@ -2503,7 +2382,7 @@
       <w:rFonts w:ascii="Arial" w:hAnsi="Arial"/>
     </w:rPr>
   </w:style>
-  <w:style w:type="paragraph" w:customStyle="1" w:styleId="TemplateCommand">
+  <w:style w:type="paragraph" w:styleId="TemplateCommand" w:customStyle="1">
     <w:name w:val="TemplateCommand"/>
     <w:basedOn w:val="Normal"/>
     <w:next w:val="Normal"/>
@@ -2522,7 +2401,7 @@
 </file>
 
 <file path=word/theme/theme1.xml><?xml version="1.0" encoding="utf-8"?>
-<a:theme xmlns:a="http://schemas.openxmlformats.org/drawingml/2006/main" name="Office Theme">
+<a:theme xmlns:a="http://schemas.openxmlformats.org/drawingml/2006/main" xmlns:thm15="http://schemas.microsoft.com/office/thememl/2012/main" name="Office Theme">
   <a:themeElements>
     <a:clrScheme name="Office">
       <a:dk1>
@@ -2817,36 +2696,280 @@
 </file>
 
 <file path=customXml/item1.xml><?xml version="1.0" encoding="utf-8"?>
-<p:properties xmlns:p="http://schemas.microsoft.com/office/2006/metadata/properties" xmlns:xsi="http://www.w3.org/2001/XMLSchema-instance" xmlns:pc="http://schemas.microsoft.com/office/infopath/2007/PartnerControls">
-  <documentManagement/>
-</p:properties>
-</file>
-
-<file path=customXml/item2.xml><?xml version="1.0" encoding="utf-8"?>
-<?mso-contentType ?>
-<FormTemplates xmlns="http://schemas.microsoft.com/sharepoint/v3/contenttype/forms">
-  <Display>DocumentLibraryForm</Display>
-  <Edit>DocumentLibraryForm</Edit>
-  <New>DocumentLibraryForm</New>
-</FormTemplates>
-</file>
-
-<file path=customXml/item3.xml><?xml version="1.0" encoding="utf-8"?>
-<ct:contentTypeSchema xmlns:ct="http://schemas.microsoft.com/office/2006/metadata/contentType" xmlns:ma="http://schemas.microsoft.com/office/2006/metadata/properties/metaAttributes" ct:_="" ma:_="" ma:contentTypeName="Document" ma:contentTypeID="0x010100203B900E27E21745A03AC893D0C042A8" ma:contentTypeVersion="0" ma:contentTypeDescription="Create a new document." ma:contentTypeScope="" ma:versionID="5fec313d2e9712cef8169ddc08420e35">
-  <xsd:schema xmlns:xsd="http://www.w3.org/2001/XMLSchema" xmlns:p="http://schemas.microsoft.com/office/2006/metadata/properties" targetNamespace="http://schemas.microsoft.com/office/2006/metadata/properties" ma:root="true" ma:fieldsID="4aeb20c0e3442673af7ee10786458764">
+<ct:contentTypeSchema xmlns:ct="http://schemas.microsoft.com/office/2006/metadata/contentType" xmlns:ma="http://schemas.microsoft.com/office/2006/metadata/properties/metaAttributes" ct:_="" ma:_="" ma:contentTypeName="Document" ma:contentTypeID="0x01010021FBFA0342EB724A95B4909723D26D68" ma:contentTypeVersion="27" ma:contentTypeDescription="Create a new document." ma:contentTypeScope="" ma:versionID="3fd8b61ba3cbce55f1de65b860a7e99b">
+  <xsd:schema xmlns:xsd="http://www.w3.org/2001/XMLSchema" xmlns:xs="http://www.w3.org/2001/XMLSchema" xmlns:p="http://schemas.microsoft.com/office/2006/metadata/properties" xmlns:ns2="faac64c1-01ff-446a-acab-2cde8bf797ec" xmlns:ns3="0063f72e-ace3-48fb-9c1f-5b513408b31f" xmlns:ns4="b413c3fd-5a3b-4239-b985-69032e371c04" xmlns:ns5="a8f60570-4bd3-4f2b-950b-a996de8ab151" xmlns:ns6="aaacb922-5235-4a66-b188-303b9b46fbd7" xmlns:ns7="2baed3fd-e151-4071-ba61-84ee9d9612ee" targetNamespace="http://schemas.microsoft.com/office/2006/metadata/properties" ma:root="true" ma:fieldsID="4b178153692550cafd5115220ca414e1" ns2:_="" ns3:_="" ns4:_="" ns5:_="" ns6:_="" ns7:_="">
+    <xsd:import namespace="faac64c1-01ff-446a-acab-2cde8bf797ec"/>
+    <xsd:import namespace="0063f72e-ace3-48fb-9c1f-5b513408b31f"/>
+    <xsd:import namespace="b413c3fd-5a3b-4239-b985-69032e371c04"/>
+    <xsd:import namespace="a8f60570-4bd3-4f2b-950b-a996de8ab151"/>
+    <xsd:import namespace="aaacb922-5235-4a66-b188-303b9b46fbd7"/>
+    <xsd:import namespace="2baed3fd-e151-4071-ba61-84ee9d9612ee"/>
     <xsd:element name="properties">
       <xsd:complexType>
         <xsd:sequence>
           <xsd:element name="documentManagement">
             <xsd:complexType>
-              <xsd:all/>
+              <xsd:all>
+                <xsd:element ref="ns2:_dlc_DocId" minOccurs="0"/>
+                <xsd:element ref="ns2:_dlc_DocIdUrl" minOccurs="0"/>
+                <xsd:element ref="ns2:_dlc_DocIdPersistId" minOccurs="0"/>
+                <xsd:element ref="ns3:Security_x0020_Classification" minOccurs="0"/>
+                <xsd:element ref="ns3:Descriptor" minOccurs="0"/>
+                <xsd:element ref="ns2:m975189f4ba442ecbf67d4147307b177" minOccurs="0"/>
+                <xsd:element ref="ns2:TaxCatchAll" minOccurs="0"/>
+                <xsd:element ref="ns2:TaxCatchAllLabel" minOccurs="0"/>
+                <xsd:element ref="ns4:Government_x0020_Body" minOccurs="0"/>
+                <xsd:element ref="ns4:Date_x0020_Opened" minOccurs="0"/>
+                <xsd:element ref="ns4:Date_x0020_Closed" minOccurs="0"/>
+                <xsd:element ref="ns5:Retention_x0020_Label" minOccurs="0"/>
+                <xsd:element ref="ns6:LegacyData" minOccurs="0"/>
+                <xsd:element ref="ns2:SharedWithUsers" minOccurs="0"/>
+                <xsd:element ref="ns2:SharedWithDetails" minOccurs="0"/>
+                <xsd:element ref="ns7:MediaServiceMetadata" minOccurs="0"/>
+                <xsd:element ref="ns7:MediaServiceFastMetadata" minOccurs="0"/>
+                <xsd:element ref="ns7:MediaServiceAutoKeyPoints" minOccurs="0"/>
+                <xsd:element ref="ns7:MediaServiceKeyPoints" minOccurs="0"/>
+                <xsd:element ref="ns7:MediaServiceDateTaken" minOccurs="0"/>
+                <xsd:element ref="ns7:MediaLengthInSeconds" minOccurs="0"/>
+                <xsd:element ref="ns7:MediaServiceAutoTags" minOccurs="0"/>
+                <xsd:element ref="ns7:MediaServiceGenerationTime" minOccurs="0"/>
+                <xsd:element ref="ns7:MediaServiceEventHashCode" minOccurs="0"/>
+                <xsd:element ref="ns7:MediaServiceOCR" minOccurs="0"/>
+                <xsd:element ref="ns7:lcf76f155ced4ddcb4097134ff3c332f" minOccurs="0"/>
+                <xsd:element ref="ns7:MediaServiceObjectDetectorVersions" minOccurs="0"/>
+                <xsd:element ref="ns7:MediaServiceSearchProperties" minOccurs="0"/>
+                <xsd:element ref="ns7:MediaServiceLocation" minOccurs="0"/>
+              </xsd:all>
             </xsd:complexType>
           </xsd:element>
         </xsd:sequence>
       </xsd:complexType>
     </xsd:element>
   </xsd:schema>
-  <xsd:schema xmlns="http://schemas.openxmlformats.org/package/2006/metadata/core-properties" xmlns:xsd="http://www.w3.org/2001/XMLSchema" xmlns:xsi="http://www.w3.org/2001/XMLSchema-instance" xmlns:dc="http://purl.org/dc/elements/1.1/" xmlns:dcterms="http://purl.org/dc/terms/" xmlns:odoc="http://schemas.microsoft.com/office/internal/2005/internalDocumentation" targetNamespace="http://schemas.openxmlformats.org/package/2006/metadata/core-properties" elementFormDefault="qualified" attributeFormDefault="unqualified" blockDefault="#all">
+  <xsd:schema xmlns:xsd="http://www.w3.org/2001/XMLSchema" xmlns:xs="http://www.w3.org/2001/XMLSchema" xmlns:dms="http://schemas.microsoft.com/office/2006/documentManagement/types" xmlns:pc="http://schemas.microsoft.com/office/infopath/2007/PartnerControls" targetNamespace="faac64c1-01ff-446a-acab-2cde8bf797ec" elementFormDefault="qualified">
+    <xsd:import namespace="http://schemas.microsoft.com/office/2006/documentManagement/types"/>
+    <xsd:import namespace="http://schemas.microsoft.com/office/infopath/2007/PartnerControls"/>
+    <xsd:element name="_dlc_DocId" ma:index="8" nillable="true" ma:displayName="Document ID Value" ma:description="The value of the document ID assigned to this item." ma:internalName="_dlc_DocId" ma:readOnly="true">
+      <xsd:simpleType>
+        <xsd:restriction base="dms:Text"/>
+      </xsd:simpleType>
+    </xsd:element>
+    <xsd:element name="_dlc_DocIdUrl" ma:index="9" nillable="true" ma:displayName="Document ID" ma:description="Permanent link to this document." ma:hidden="true" ma:internalName="_dlc_DocIdUrl" ma:readOnly="true">
+      <xsd:complexType>
+        <xsd:complexContent>
+          <xsd:extension base="dms:URL">
+            <xsd:sequence>
+              <xsd:element name="Url" type="dms:ValidUrl" minOccurs="0" nillable="true"/>
+              <xsd:element name="Description" type="xsd:string" nillable="true"/>
+            </xsd:sequence>
+          </xsd:extension>
+        </xsd:complexContent>
+      </xsd:complexType>
+    </xsd:element>
+    <xsd:element name="_dlc_DocIdPersistId" ma:index="10" nillable="true" ma:displayName="Persist ID" ma:description="Keep ID on add." ma:hidden="true" ma:internalName="_dlc_DocIdPersistId" ma:readOnly="true">
+      <xsd:simpleType>
+        <xsd:restriction base="dms:Boolean"/>
+      </xsd:simpleType>
+    </xsd:element>
+    <xsd:element name="m975189f4ba442ecbf67d4147307b177" ma:index="13" nillable="true" ma:taxonomy="true" ma:internalName="m975189f4ba442ecbf67d4147307b177" ma:taxonomyFieldName="Business_x0020_Unit" ma:displayName="Business Unit" ma:default="1;#BEIS:Net Zero, Buildings and Industry:Industrial Energy:UK ETS Delivery|1788b8e5-6d0a-4cde-aaf0-425d3e6d5788" ma:fieldId="{6975189f-4ba4-42ec-bf67-d4147307b177}" ma:sspId="9b0aeba9-2bce-41c2-8545-5d12d676a674" ma:termSetId="6f71e40e-3a2e-4baf-91d9-2069eb354530" ma:anchorId="00000000-0000-0000-0000-000000000000" ma:open="false" ma:isKeyword="false">
+      <xsd:complexType>
+        <xsd:sequence>
+          <xsd:element ref="pc:Terms" minOccurs="0" maxOccurs="1"/>
+        </xsd:sequence>
+      </xsd:complexType>
+    </xsd:element>
+    <xsd:element name="TaxCatchAll" ma:index="14" nillable="true" ma:displayName="Taxonomy Catch All Column" ma:hidden="true" ma:list="{4d34a679-3cd7-4e7b-a89d-519d3252f1ff}" ma:internalName="TaxCatchAll" ma:showField="CatchAllData" ma:web="faac64c1-01ff-446a-acab-2cde8bf797ec">
+      <xsd:complexType>
+        <xsd:complexContent>
+          <xsd:extension base="dms:MultiChoiceLookup">
+            <xsd:sequence>
+              <xsd:element name="Value" type="dms:Lookup" maxOccurs="unbounded" minOccurs="0" nillable="true"/>
+            </xsd:sequence>
+          </xsd:extension>
+        </xsd:complexContent>
+      </xsd:complexType>
+    </xsd:element>
+    <xsd:element name="TaxCatchAllLabel" ma:index="15" nillable="true" ma:displayName="Taxonomy Catch All Column1" ma:hidden="true" ma:list="{4d34a679-3cd7-4e7b-a89d-519d3252f1ff}" ma:internalName="TaxCatchAllLabel" ma:readOnly="true" ma:showField="CatchAllDataLabel" ma:web="faac64c1-01ff-446a-acab-2cde8bf797ec">
+      <xsd:complexType>
+        <xsd:complexContent>
+          <xsd:extension base="dms:MultiChoiceLookup">
+            <xsd:sequence>
+              <xsd:element name="Value" type="dms:Lookup" maxOccurs="unbounded" minOccurs="0" nillable="true"/>
+            </xsd:sequence>
+          </xsd:extension>
+        </xsd:complexContent>
+      </xsd:complexType>
+    </xsd:element>
+    <xsd:element name="SharedWithUsers" ma:index="22" nillable="true" ma:displayName="Shared With" ma:internalName="SharedWithUsers" ma:readOnly="true">
+      <xsd:complexType>
+        <xsd:complexContent>
+          <xsd:extension base="dms:UserMulti">
+            <xsd:sequence>
+              <xsd:element name="UserInfo" minOccurs="0" maxOccurs="unbounded">
+                <xsd:complexType>
+                  <xsd:sequence>
+                    <xsd:element name="DisplayName" type="xsd:string" minOccurs="0"/>
+                    <xsd:element name="AccountId" type="dms:UserId" minOccurs="0" nillable="true"/>
+                    <xsd:element name="AccountType" type="xsd:string" minOccurs="0"/>
+                  </xsd:sequence>
+                </xsd:complexType>
+              </xsd:element>
+            </xsd:sequence>
+          </xsd:extension>
+        </xsd:complexContent>
+      </xsd:complexType>
+    </xsd:element>
+    <xsd:element name="SharedWithDetails" ma:index="23" nillable="true" ma:displayName="Shared With Details" ma:internalName="SharedWithDetails" ma:readOnly="true">
+      <xsd:simpleType>
+        <xsd:restriction base="dms:Note">
+          <xsd:maxLength value="255"/>
+        </xsd:restriction>
+      </xsd:simpleType>
+    </xsd:element>
+  </xsd:schema>
+  <xsd:schema xmlns:xsd="http://www.w3.org/2001/XMLSchema" xmlns:xs="http://www.w3.org/2001/XMLSchema" xmlns:dms="http://schemas.microsoft.com/office/2006/documentManagement/types" xmlns:pc="http://schemas.microsoft.com/office/infopath/2007/PartnerControls" targetNamespace="0063f72e-ace3-48fb-9c1f-5b513408b31f" elementFormDefault="qualified">
+    <xsd:import namespace="http://schemas.microsoft.com/office/2006/documentManagement/types"/>
+    <xsd:import namespace="http://schemas.microsoft.com/office/infopath/2007/PartnerControls"/>
+    <xsd:element name="Security_x0020_Classification" ma:index="11" nillable="true" ma:displayName="Security Classification" ma:default="OFFICIAL" ma:format="Dropdown" ma:indexed="true" ma:internalName="Security_x0020_Classification">
+      <xsd:simpleType>
+        <xsd:restriction base="dms:Choice">
+          <xsd:enumeration value="OFFICIAL"/>
+          <xsd:enumeration value="OFFICIAL - SENSITIVE"/>
+        </xsd:restriction>
+      </xsd:simpleType>
+    </xsd:element>
+    <xsd:element name="Descriptor" ma:index="12" nillable="true" ma:displayName="Descriptor" ma:default="" ma:format="Dropdown" ma:indexed="true" ma:internalName="Descriptor">
+      <xsd:simpleType>
+        <xsd:restriction base="dms:Choice">
+          <xsd:enumeration value="COMMERCIAL"/>
+          <xsd:enumeration value="PERSONAL"/>
+          <xsd:enumeration value="LOCSEN"/>
+        </xsd:restriction>
+      </xsd:simpleType>
+    </xsd:element>
+  </xsd:schema>
+  <xsd:schema xmlns:xsd="http://www.w3.org/2001/XMLSchema" xmlns:xs="http://www.w3.org/2001/XMLSchema" xmlns:dms="http://schemas.microsoft.com/office/2006/documentManagement/types" xmlns:pc="http://schemas.microsoft.com/office/infopath/2007/PartnerControls" targetNamespace="b413c3fd-5a3b-4239-b985-69032e371c04" elementFormDefault="qualified">
+    <xsd:import namespace="http://schemas.microsoft.com/office/2006/documentManagement/types"/>
+    <xsd:import namespace="http://schemas.microsoft.com/office/infopath/2007/PartnerControls"/>
+    <xsd:element name="Government_x0020_Body" ma:index="17" nillable="true" ma:displayName="Government Body" ma:default="BEIS" ma:internalName="Government_x0020_Body">
+      <xsd:simpleType>
+        <xsd:restriction base="dms:Text">
+          <xsd:maxLength value="255"/>
+        </xsd:restriction>
+      </xsd:simpleType>
+    </xsd:element>
+    <xsd:element name="Date_x0020_Opened" ma:index="18" nillable="true" ma:displayName="Date Opened" ma:default="[Today]" ma:format="DateOnly" ma:internalName="Date_x0020_Opened">
+      <xsd:simpleType>
+        <xsd:restriction base="dms:DateTime"/>
+      </xsd:simpleType>
+    </xsd:element>
+    <xsd:element name="Date_x0020_Closed" ma:index="19" nillable="true" ma:displayName="Date Closed" ma:format="DateOnly" ma:internalName="Date_x0020_Closed">
+      <xsd:simpleType>
+        <xsd:restriction base="dms:DateTime"/>
+      </xsd:simpleType>
+    </xsd:element>
+  </xsd:schema>
+  <xsd:schema xmlns:xsd="http://www.w3.org/2001/XMLSchema" xmlns:xs="http://www.w3.org/2001/XMLSchema" xmlns:dms="http://schemas.microsoft.com/office/2006/documentManagement/types" xmlns:pc="http://schemas.microsoft.com/office/infopath/2007/PartnerControls" targetNamespace="a8f60570-4bd3-4f2b-950b-a996de8ab151" elementFormDefault="qualified">
+    <xsd:import namespace="http://schemas.microsoft.com/office/2006/documentManagement/types"/>
+    <xsd:import namespace="http://schemas.microsoft.com/office/infopath/2007/PartnerControls"/>
+    <xsd:element name="Retention_x0020_Label" ma:index="20" nillable="true" ma:displayName="Retention Label" ma:internalName="Retention_x0020_Label">
+      <xsd:simpleType>
+        <xsd:restriction base="dms:Text">
+          <xsd:maxLength value="255"/>
+        </xsd:restriction>
+      </xsd:simpleType>
+    </xsd:element>
+  </xsd:schema>
+  <xsd:schema xmlns:xsd="http://www.w3.org/2001/XMLSchema" xmlns:xs="http://www.w3.org/2001/XMLSchema" xmlns:dms="http://schemas.microsoft.com/office/2006/documentManagement/types" xmlns:pc="http://schemas.microsoft.com/office/infopath/2007/PartnerControls" targetNamespace="aaacb922-5235-4a66-b188-303b9b46fbd7" elementFormDefault="qualified">
+    <xsd:import namespace="http://schemas.microsoft.com/office/2006/documentManagement/types"/>
+    <xsd:import namespace="http://schemas.microsoft.com/office/infopath/2007/PartnerControls"/>
+    <xsd:element name="LegacyData" ma:index="21" nillable="true" ma:displayName="Legacy Data" ma:internalName="LegacyData">
+      <xsd:simpleType>
+        <xsd:restriction base="dms:Note"/>
+      </xsd:simpleType>
+    </xsd:element>
+  </xsd:schema>
+  <xsd:schema xmlns:xsd="http://www.w3.org/2001/XMLSchema" xmlns:xs="http://www.w3.org/2001/XMLSchema" xmlns:dms="http://schemas.microsoft.com/office/2006/documentManagement/types" xmlns:pc="http://schemas.microsoft.com/office/infopath/2007/PartnerControls" targetNamespace="2baed3fd-e151-4071-ba61-84ee9d9612ee" elementFormDefault="qualified">
+    <xsd:import namespace="http://schemas.microsoft.com/office/2006/documentManagement/types"/>
+    <xsd:import namespace="http://schemas.microsoft.com/office/infopath/2007/PartnerControls"/>
+    <xsd:element name="MediaServiceMetadata" ma:index="24" nillable="true" ma:displayName="MediaServiceMetadata" ma:hidden="true" ma:internalName="MediaServiceMetadata" ma:readOnly="true">
+      <xsd:simpleType>
+        <xsd:restriction base="dms:Note"/>
+      </xsd:simpleType>
+    </xsd:element>
+    <xsd:element name="MediaServiceFastMetadata" ma:index="25" nillable="true" ma:displayName="MediaServiceFastMetadata" ma:hidden="true" ma:internalName="MediaServiceFastMetadata" ma:readOnly="true">
+      <xsd:simpleType>
+        <xsd:restriction base="dms:Note"/>
+      </xsd:simpleType>
+    </xsd:element>
+    <xsd:element name="MediaServiceAutoKeyPoints" ma:index="26" nillable="true" ma:displayName="MediaServiceAutoKeyPoints" ma:hidden="true" ma:internalName="MediaServiceAutoKeyPoints" ma:readOnly="true">
+      <xsd:simpleType>
+        <xsd:restriction base="dms:Note"/>
+      </xsd:simpleType>
+    </xsd:element>
+    <xsd:element name="MediaServiceKeyPoints" ma:index="27" nillable="true" ma:displayName="KeyPoints" ma:internalName="MediaServiceKeyPoints" ma:readOnly="true">
+      <xsd:simpleType>
+        <xsd:restriction base="dms:Note">
+          <xsd:maxLength value="255"/>
+        </xsd:restriction>
+      </xsd:simpleType>
+    </xsd:element>
+    <xsd:element name="MediaServiceDateTaken" ma:index="28" nillable="true" ma:displayName="MediaServiceDateTaken" ma:hidden="true" ma:internalName="MediaServiceDateTaken" ma:readOnly="true">
+      <xsd:simpleType>
+        <xsd:restriction base="dms:Text"/>
+      </xsd:simpleType>
+    </xsd:element>
+    <xsd:element name="MediaLengthInSeconds" ma:index="29" nillable="true" ma:displayName="MediaLengthInSeconds" ma:hidden="true" ma:internalName="MediaLengthInSeconds" ma:readOnly="true">
+      <xsd:simpleType>
+        <xsd:restriction base="dms:Unknown"/>
+      </xsd:simpleType>
+    </xsd:element>
+    <xsd:element name="MediaServiceAutoTags" ma:index="30" nillable="true" ma:displayName="Tags" ma:internalName="MediaServiceAutoTags" ma:readOnly="true">
+      <xsd:simpleType>
+        <xsd:restriction base="dms:Text"/>
+      </xsd:simpleType>
+    </xsd:element>
+    <xsd:element name="MediaServiceGenerationTime" ma:index="31" nillable="true" ma:displayName="MediaServiceGenerationTime" ma:hidden="true" ma:internalName="MediaServiceGenerationTime" ma:readOnly="true">
+      <xsd:simpleType>
+        <xsd:restriction base="dms:Text"/>
+      </xsd:simpleType>
+    </xsd:element>
+    <xsd:element name="MediaServiceEventHashCode" ma:index="32" nillable="true" ma:displayName="MediaServiceEventHashCode" ma:hidden="true" ma:internalName="MediaServiceEventHashCode" ma:readOnly="true">
+      <xsd:simpleType>
+        <xsd:restriction base="dms:Text"/>
+      </xsd:simpleType>
+    </xsd:element>
+    <xsd:element name="MediaServiceOCR" ma:index="33" nillable="true" ma:displayName="Extracted Text" ma:internalName="MediaServiceOCR" ma:readOnly="true">
+      <xsd:simpleType>
+        <xsd:restriction base="dms:Note">
+          <xsd:maxLength value="255"/>
+        </xsd:restriction>
+      </xsd:simpleType>
+    </xsd:element>
+    <xsd:element name="lcf76f155ced4ddcb4097134ff3c332f" ma:index="35" nillable="true" ma:taxonomy="true" ma:internalName="lcf76f155ced4ddcb4097134ff3c332f" ma:taxonomyFieldName="MediaServiceImageTags" ma:displayName="Image Tags" ma:readOnly="false" ma:fieldId="{5cf76f15-5ced-4ddc-b409-7134ff3c332f}" ma:taxonomyMulti="true" ma:sspId="9b0aeba9-2bce-41c2-8545-5d12d676a674" ma:termSetId="09814cd3-568e-fe90-9814-8d621ff8fb84" ma:anchorId="fba54fb3-c3e1-fe81-a776-ca4b69148c4d" ma:open="true" ma:isKeyword="false">
+      <xsd:complexType>
+        <xsd:sequence>
+          <xsd:element ref="pc:Terms" minOccurs="0" maxOccurs="1"/>
+        </xsd:sequence>
+      </xsd:complexType>
+    </xsd:element>
+    <xsd:element name="MediaServiceObjectDetectorVersions" ma:index="36" nillable="true" ma:displayName="MediaServiceObjectDetectorVersions" ma:hidden="true" ma:indexed="true" ma:internalName="MediaServiceObjectDetectorVersions" ma:readOnly="true">
+      <xsd:simpleType>
+        <xsd:restriction base="dms:Text"/>
+      </xsd:simpleType>
+    </xsd:element>
+    <xsd:element name="MediaServiceSearchProperties" ma:index="37" nillable="true" ma:displayName="MediaServiceSearchProperties" ma:hidden="true" ma:internalName="MediaServiceSearchProperties" ma:readOnly="true">
+      <xsd:simpleType>
+        <xsd:restriction base="dms:Note"/>
+      </xsd:simpleType>
+    </xsd:element>
+    <xsd:element name="MediaServiceLocation" ma:index="38" nillable="true" ma:displayName="Location" ma:description="" ma:indexed="true" ma:internalName="MediaServiceLocation" ma:readOnly="true">
+      <xsd:simpleType>
+        <xsd:restriction base="dms:Text"/>
+      </xsd:simpleType>
+    </xsd:element>
+  </xsd:schema>
+  <xsd:schema xmlns="http://schemas.openxmlformats.org/package/2006/metadata/core-properties" xmlns:xsd="http://www.w3.org/2001/XMLSchema" xmlns:xsi="http://www.w3.org/2001/XMLSchema-instance" xmlns:dc="http://purl.org/dc/elements/1.1/" xmlns:dcterms="http://purl.org/dc/terms/" xmlns:odoc="http://schemas.microsoft.com/internal/obd" targetNamespace="http://schemas.openxmlformats.org/package/2006/metadata/core-properties" elementFormDefault="qualified" attributeFormDefault="unqualified" blockDefault="#all">
     <xsd:import namespace="http://purl.org/dc/elements/1.1/" schemaLocation="http://dublincore.org/schemas/xmls/qdc/2003/04/02/dc.xsd"/>
     <xsd:import namespace="http://purl.org/dc/terms/" schemaLocation="http://dublincore.org/schemas/xmls/qdc/2003/04/02/dcterms.xsd"/>
     <xsd:element name="coreProperties" type="CT_coreProperties"/>
@@ -2855,7 +2978,7 @@
         <xsd:element ref="dc:creator" minOccurs="0" maxOccurs="1"/>
         <xsd:element ref="dcterms:created" minOccurs="0" maxOccurs="1"/>
         <xsd:element ref="dc:identifier" minOccurs="0" maxOccurs="1"/>
-        <xsd:element name="contentType" minOccurs="0" maxOccurs="1" type="xsd:string" ma:index="0" ma:displayName="Content Type" ma:readOnly="true"/>
+        <xsd:element name="contentType" minOccurs="0" maxOccurs="1" type="xsd:string" ma:index="0" ma:displayName="Content Type"/>
         <xsd:element ref="dc:title" minOccurs="0" maxOccurs="1" ma:index="4" ma:displayName="Title"/>
         <xsd:element ref="dc:subject" minOccurs="0" maxOccurs="1"/>
         <xsd:element ref="dc:description" minOccurs="0" maxOccurs="1"/>
@@ -2872,21 +2995,173 @@
         </xsd:element>
         <xsd:element name="lastModifiedBy" minOccurs="0" maxOccurs="1" type="xsd:string"/>
         <xsd:element ref="dcterms:modified" minOccurs="0" maxOccurs="1"/>
-        <xsd:element name="lastPrinted" minOccurs="0" maxOccurs="1" type="xsd:dateTime"/>
         <xsd:element name="contentStatus" minOccurs="0" maxOccurs="1" type="xsd:string"/>
       </xsd:all>
     </xsd:complexType>
   </xsd:schema>
+  <xs:schema xmlns:pc="http://schemas.microsoft.com/office/infopath/2007/PartnerControls" xmlns:xs="http://www.w3.org/2001/XMLSchema" targetNamespace="http://schemas.microsoft.com/office/infopath/2007/PartnerControls" elementFormDefault="qualified" attributeFormDefault="unqualified">
+    <xs:element name="Person">
+      <xs:complexType>
+        <xs:sequence>
+          <xs:element ref="pc:DisplayName" minOccurs="0"/>
+          <xs:element ref="pc:AccountId" minOccurs="0"/>
+          <xs:element ref="pc:AccountType" minOccurs="0"/>
+        </xs:sequence>
+      </xs:complexType>
+    </xs:element>
+    <xs:element name="DisplayName" type="xs:string"/>
+    <xs:element name="AccountId" type="xs:string"/>
+    <xs:element name="AccountType" type="xs:string"/>
+    <xs:element name="BDCAssociatedEntity">
+      <xs:complexType>
+        <xs:sequence>
+          <xs:element ref="pc:BDCEntity" minOccurs="0" maxOccurs="unbounded"/>
+        </xs:sequence>
+        <xs:attribute ref="pc:EntityNamespace"/>
+        <xs:attribute ref="pc:EntityName"/>
+        <xs:attribute ref="pc:SystemInstanceName"/>
+        <xs:attribute ref="pc:AssociationName"/>
+      </xs:complexType>
+    </xs:element>
+    <xs:attribute name="EntityNamespace" type="xs:string"/>
+    <xs:attribute name="EntityName" type="xs:string"/>
+    <xs:attribute name="SystemInstanceName" type="xs:string"/>
+    <xs:attribute name="AssociationName" type="xs:string"/>
+    <xs:element name="BDCEntity">
+      <xs:complexType>
+        <xs:sequence>
+          <xs:element ref="pc:EntityDisplayName" minOccurs="0"/>
+          <xs:element ref="pc:EntityInstanceReference" minOccurs="0"/>
+          <xs:element ref="pc:EntityId1" minOccurs="0"/>
+          <xs:element ref="pc:EntityId2" minOccurs="0"/>
+          <xs:element ref="pc:EntityId3" minOccurs="0"/>
+          <xs:element ref="pc:EntityId4" minOccurs="0"/>
+          <xs:element ref="pc:EntityId5" minOccurs="0"/>
+        </xs:sequence>
+      </xs:complexType>
+    </xs:element>
+    <xs:element name="EntityDisplayName" type="xs:string"/>
+    <xs:element name="EntityInstanceReference" type="xs:string"/>
+    <xs:element name="EntityId1" type="xs:string"/>
+    <xs:element name="EntityId2" type="xs:string"/>
+    <xs:element name="EntityId3" type="xs:string"/>
+    <xs:element name="EntityId4" type="xs:string"/>
+    <xs:element name="EntityId5" type="xs:string"/>
+    <xs:element name="Terms">
+      <xs:complexType>
+        <xs:sequence>
+          <xs:element ref="pc:TermInfo" minOccurs="0" maxOccurs="unbounded"/>
+        </xs:sequence>
+      </xs:complexType>
+    </xs:element>
+    <xs:element name="TermInfo">
+      <xs:complexType>
+        <xs:sequence>
+          <xs:element ref="pc:TermName" minOccurs="0"/>
+          <xs:element ref="pc:TermId" minOccurs="0"/>
+        </xs:sequence>
+      </xs:complexType>
+    </xs:element>
+    <xs:element name="TermName" type="xs:string"/>
+    <xs:element name="TermId" type="xs:string"/>
+  </xs:schema>
 </ct:contentTypeSchema>
 </file>
 
+<file path=customXml/item2.xml><?xml version="1.0" encoding="utf-8"?>
+<?mso-contentType ?>
+<FormTemplates xmlns="http://schemas.microsoft.com/sharepoint/v3/contenttype/forms">
+  <Display>DocumentLibraryForm</Display>
+  <Edit>DocumentLibraryForm</Edit>
+  <New>DocumentLibraryForm</New>
+</FormTemplates>
+</file>
+
+<file path=customXml/item3.xml><?xml version="1.0" encoding="utf-8"?>
+<p:properties xmlns:p="http://schemas.microsoft.com/office/2006/metadata/properties" xmlns:xsi="http://www.w3.org/2001/XMLSchema-instance" xmlns:pc="http://schemas.microsoft.com/office/infopath/2007/PartnerControls">
+  <documentManagement>
+    <Government_x0020_Body xmlns="b413c3fd-5a3b-4239-b985-69032e371c04">BEIS</Government_x0020_Body>
+    <Date_x0020_Opened xmlns="b413c3fd-5a3b-4239-b985-69032e371c04">2025-09-18T08:23:15+00:00</Date_x0020_Opened>
+    <LegacyData xmlns="aaacb922-5235-4a66-b188-303b9b46fbd7" xsi:nil="true"/>
+    <Descriptor xmlns="0063f72e-ace3-48fb-9c1f-5b513408b31f" xsi:nil="true"/>
+    <m975189f4ba442ecbf67d4147307b177 xmlns="faac64c1-01ff-446a-acab-2cde8bf797ec">
+      <Terms xmlns="http://schemas.microsoft.com/office/infopath/2007/PartnerControls">
+        <TermInfo xmlns="http://schemas.microsoft.com/office/infopath/2007/PartnerControls">
+          <TermName xmlns="http://schemas.microsoft.com/office/infopath/2007/PartnerControls">BEIS:Net Zero, Buildings and Industry:Industrial Energy:UK ETS Delivery</TermName>
+          <TermId xmlns="http://schemas.microsoft.com/office/infopath/2007/PartnerControls">1788b8e5-6d0a-4cde-aaf0-425d3e6d5788</TermId>
+        </TermInfo>
+      </Terms>
+    </m975189f4ba442ecbf67d4147307b177>
+    <TaxCatchAll xmlns="faac64c1-01ff-446a-acab-2cde8bf797ec">
+      <Value>1</Value>
+    </TaxCatchAll>
+    <Security_x0020_Classification xmlns="0063f72e-ace3-48fb-9c1f-5b513408b31f">OFFICIAL</Security_x0020_Classification>
+    <lcf76f155ced4ddcb4097134ff3c332f xmlns="2baed3fd-e151-4071-ba61-84ee9d9612ee">
+      <Terms xmlns="http://schemas.microsoft.com/office/infopath/2007/PartnerControls"/>
+    </lcf76f155ced4ddcb4097134ff3c332f>
+    <Retention_x0020_Label xmlns="a8f60570-4bd3-4f2b-950b-a996de8ab151" xsi:nil="true"/>
+    <Date_x0020_Closed xmlns="b413c3fd-5a3b-4239-b985-69032e371c04" xsi:nil="true"/>
+    <_dlc_DocId xmlns="faac64c1-01ff-446a-acab-2cde8bf797ec">ASRAD667UMXK-1755778968-98829</_dlc_DocId>
+    <_dlc_DocIdUrl xmlns="faac64c1-01ff-446a-acab-2cde8bf797ec">
+      <Url>https://beisgov.sharepoint.com/sites/UKETSDelShare/_layouts/15/DocIdRedir.aspx?ID=ASRAD667UMXK-1755778968-98829</Url>
+      <Description>ASRAD667UMXK-1755778968-98829</Description>
+    </_dlc_DocIdUrl>
+  </documentManagement>
+</p:properties>
+</file>
+
+<file path=customXml/item4.xml><?xml version="1.0" encoding="utf-8"?>
+<?mso-contentType ?>
+<spe:Receivers xmlns:spe="http://schemas.microsoft.com/sharepoint/events">
+  <Receiver>
+    <Name>Document ID Generator</Name>
+    <Synchronization>Synchronous</Synchronization>
+    <Type>10001</Type>
+    <SequenceNumber>1000</SequenceNumber>
+    <Url/>
+    <Assembly>Microsoft.Office.DocumentManagement, Version=16.0.0.0, Culture=neutral, PublicKeyToken=71e9bce111e9429c</Assembly>
+    <Class>Microsoft.Office.DocumentManagement.Internal.DocIdHandler</Class>
+    <Data/>
+    <Filter/>
+  </Receiver>
+  <Receiver>
+    <Name>Document ID Generator</Name>
+    <Synchronization>Synchronous</Synchronization>
+    <Type>10002</Type>
+    <SequenceNumber>1001</SequenceNumber>
+    <Url/>
+    <Assembly>Microsoft.Office.DocumentManagement, Version=16.0.0.0, Culture=neutral, PublicKeyToken=71e9bce111e9429c</Assembly>
+    <Class>Microsoft.Office.DocumentManagement.Internal.DocIdHandler</Class>
+    <Data/>
+    <Filter/>
+  </Receiver>
+  <Receiver>
+    <Name>Document ID Generator</Name>
+    <Synchronization>Synchronous</Synchronization>
+    <Type>10004</Type>
+    <SequenceNumber>1002</SequenceNumber>
+    <Url/>
+    <Assembly>Microsoft.Office.DocumentManagement, Version=16.0.0.0, Culture=neutral, PublicKeyToken=71e9bce111e9429c</Assembly>
+    <Class>Microsoft.Office.DocumentManagement.Internal.DocIdHandler</Class>
+    <Data/>
+    <Filter/>
+  </Receiver>
+  <Receiver>
+    <Name>Document ID Generator</Name>
+    <Synchronization>Synchronous</Synchronization>
+    <Type>10006</Type>
+    <SequenceNumber>1003</SequenceNumber>
+    <Url/>
+    <Assembly>Microsoft.Office.DocumentManagement, Version=16.0.0.0, Culture=neutral, PublicKeyToken=71e9bce111e9429c</Assembly>
+    <Class>Microsoft.Office.DocumentManagement.Internal.DocIdHandler</Class>
+    <Data/>
+    <Filter/>
+  </Receiver>
+</spe:Receivers>
+</file>
+
 <file path=customXml/itemProps1.xml><?xml version="1.0" encoding="utf-8"?>
-<ds:datastoreItem xmlns:ds="http://schemas.openxmlformats.org/officeDocument/2006/customXml" ds:itemID="{1FF650A9-3414-4E4F-BD5C-8EBFE1D6DC17}">
-  <ds:schemaRefs>
-    <ds:schemaRef ds:uri="http://schemas.microsoft.com/office/2006/metadata/properties"/>
-    <ds:schemaRef ds:uri="http://schemas.microsoft.com/office/infopath/2007/PartnerControls"/>
-  </ds:schemaRefs>
-</ds:datastoreItem>
+<ds:datastoreItem xmlns:ds="http://schemas.openxmlformats.org/officeDocument/2006/customXml" ds:itemID="{853016EA-1B60-4484-ADCF-1232B5AB3898}"/>
 </file>
 
 <file path=customXml/itemProps2.xml><?xml version="1.0" encoding="utf-8"?>
@@ -2898,16 +3173,14 @@
 </file>
 
 <file path=customXml/itemProps3.xml><?xml version="1.0" encoding="utf-8"?>
-<ds:datastoreItem xmlns:ds="http://schemas.openxmlformats.org/officeDocument/2006/customXml" ds:itemID="{5E27943E-E1BD-4E91-B1D4-8C3B3EB3E8E8}">
+<ds:datastoreItem xmlns:ds="http://schemas.openxmlformats.org/officeDocument/2006/customXml" ds:itemID="{1FF650A9-3414-4E4F-BD5C-8EBFE1D6DC17}">
   <ds:schemaRefs>
-    <ds:schemaRef ds:uri="http://schemas.microsoft.com/office/2006/metadata/contentType"/>
-    <ds:schemaRef ds:uri="http://schemas.microsoft.com/office/2006/metadata/properties/metaAttributes"/>
-    <ds:schemaRef ds:uri="http://www.w3.org/2001/XMLSchema"/>
     <ds:schemaRef ds:uri="http://schemas.microsoft.com/office/2006/metadata/properties"/>
-    <ds:schemaRef ds:uri="http://schemas.openxmlformats.org/package/2006/metadata/core-properties"/>
-    <ds:schemaRef ds:uri="http://purl.org/dc/elements/1.1/"/>
-    <ds:schemaRef ds:uri="http://purl.org/dc/terms/"/>
-    <ds:schemaRef ds:uri="http://schemas.microsoft.com/office/internal/2005/internalDocumentation"/>
+    <ds:schemaRef ds:uri="http://schemas.microsoft.com/office/infopath/2007/PartnerControls"/>
   </ds:schemaRefs>
 </ds:datastoreItem>
+</file>
+
+<file path=customXml/itemProps4.xml><?xml version="1.0" encoding="utf-8"?>
+<ds:datastoreItem xmlns:ds="http://schemas.openxmlformats.org/officeDocument/2006/customXml" ds:itemID="{437A9204-3266-4251-A23C-C910B7017249}"/>
 </file>